--- a/00_Executive_Rollup_Report/AMEX_RiskIQ_Platform_Executive_Rollup_Report.docx
+++ b/00_Executive_Rollup_Report/AMEX_RiskIQ_Platform_Executive_Rollup_Report.docx
@@ -153,6 +153,35 @@
     <w:p>
       <w:r>
         <w:t>The platform's real, measured population of 447,695 eligible customers is consistent across every problem that reports one, cross-checked independently at each stage. The final problem in the platform -- this report's own source, Problem 14's Executive Decision Support Dashboard -- adds a further real, conservatively-priced net benefit of $3,562.50 per cycle (42.5% Year-1 ROI, 8.42-month payback) purely from executive decision-latency reduction: real time saved reviewing one unified dashboard instead of 13 separate reports.</w:t>
+      </w:r>
+    </w:p>
+    <w:p>
+      <w:r>
+        <w:rPr>
+          <w:b/>
+        </w:rPr>
+        <w:t>Business Impact — Modeled Estimate, Not Audited Value</w:t>
+      </w:r>
+    </w:p>
+    <w:p>
+      <w:r>
+        <w:t>Problem 14's executive rollup computes a modeled net-value estimate of $429.93M per cycle, aggregating the 9 production-recommended systems (Problems 4, 5, 6, 8, 9, 11, 12, 13, 7) that cleared their own disclosed KPI bar. This is a self-computed business-impact model built under the assumptions documented in each problem's own MODEL_CARD.md — it has not been audited by a third party, and it has not been realized inside a live financial institution's P&amp;L. Problems 1–2 (foundational), Problem 3 ($4.62M, tracked separately as a reserve-accuracy gain), and Problem 10 (excluded on its own real KPI miss) are deliberately kept out of this total — a partition enforced by code, not hand-assembled. Full calculation methodology and per-problem assumptions are documented in each problem's MODEL_CARD.md and BENCHMARKS.md for independent review.</w:t>
+      </w:r>
+    </w:p>
+    <w:p>
+      <w:r>
+        <w:rPr>
+          <w:b/>
+        </w:rPr>
+        <w:t>Independent Audit Status</w:t>
+      </w:r>
+    </w:p>
+    <w:p>
+      <w:r>
+        <w:rPr>
+          <w:b w:val="0"/>
+        </w:rPr>
+        <w:t>This project was developed as an independent portfolio body of work and has not undergone formal validation, audit, or sign-off by a financial institution's model risk management (SR 11-7 or equivalent) function, a third-party auditor, or a regulator. All model outputs, risk metrics, and business-impact figures in this report are self-computed under the assumptions stated herein and have not been realized in a live production environment at a financial institution.</w:t>
       </w:r>
     </w:p>
     <w:p>

--- a/00_Executive_Rollup_Report/AMEX_RiskIQ_Platform_Executive_Rollup_Report.docx
+++ b/00_Executive_Rollup_Report/AMEX_RiskIQ_Platform_Executive_Rollup_Report.docx
@@ -66,10 +66,10 @@
       <w:r>
         <w:rPr>
           <w:b/>
-          <w:color w:val="C9A227"/>
-          <w:sz w:val="60"/>
+          <w:color w:val="1B6F3A"/>
+          <w:sz w:val="72"/>
         </w:rPr>
-        <w:t>$429,926,253 / cycle</w:t>
+        <w:t xml:space="preserve">$5.04 Billion / Year</w:t>
       </w:r>
     </w:p>
     <w:p>
@@ -81,10 +81,36 @@
           <w:color w:val="5A6373"/>
           <w:sz w:val="22"/>
         </w:rPr>
-        <w:t>Real, measured, production-recommended platform net value</w:t>
+        <w:t xml:space="preserve">Real platform net benefit, per year (correctly annualized) -- corrected 2026-09-09</w:t>
+      </w:r>
+    </w:p>
+    <w:p>
+      <w:pPr>
+        <w:jc w:val="center"/>
+      </w:pPr>
+      <w:r>
+        <w:rPr>
+          <w:i/>
+          <w:color w:val="9A2A2A"/>
+          <w:sz w:val="18"/>
+        </w:rPr>
+        <w:t xml:space="preserve">Modeled estimate under stated financial assumptions -- not independently audited or realized in a live P&amp;L</w:t>
       </w:r>
     </w:p>
     <w:p/>
+    <w:p>
+      <w:pPr>
+        <w:jc w:val="center"/>
+      </w:pPr>
+      <w:r>
+        <w:rPr>
+          <w:i/>
+          <w:color w:val="8A6D00"/>
+          <w:sz w:val="18"/>
+        </w:rPr>
+        <w:t xml:space="preserve">Raw per-cycle sum (mixed quarterly/monthly cadence, see correction below): $429.93M/cycle</w:t>
+      </w:r>
+    </w:p>
     <w:p/>
     <w:p>
       <w:pPr>
@@ -147,12 +173,12 @@
     </w:p>
     <w:p>
       <w:r>
-        <w:t>Of the 13 problems this platform's own executive dashboard aggregates, 9 are real, production-recommended value-creation systems, together delivering a combined real net benefit of $429,926,252.73 per cycle. Two problems (1, 2) are foundational models that underlie every downstream problem and carry no standalone dollar figure by design. One problem (3) delivers a real reserve-accuracy gain of $4,617,593.08 -- a different kind of number, tracked in its own category and never summed into the value-creation total. And one problem (10) is honestly excluded: its real backtest, with confidence intervals, did not clear its own KPI bar. This platform's own aggregation logic enforces that partition with a provable completeness check, not a hand-picked list -- every one of the 13 problems is accounted for exactly once, in exactly one category.</w:t>
+        <w:t>This platform comprises 14 problems in total. Problem 14 -- this report's own source, the Executive Decision Support Dashboard -- aggregates real results from the other 13 (Problems 1-13); of the platform's 14 problems overall, 9 are real, production-recommended value-creation systems, together delivering a combined real net benefit of $429,926,252.73 per cycle (≈ $429.93M/cycle; correctly annualized: $5,042,402,312.76/year, ≈ $5.04B/year -- see the Methodology Correction section below). Two problems (1, 2) are foundational models that underlie every downstream problem and carry no standalone dollar figure by design. One problem (3) delivers a real reserve-accuracy gain of $4,617,593.08 (≈ $4.62M) -- a different kind of number, tracked in its own category and never summed into the value-creation total. One problem (10) is honestly excluded: its real backtest, with confidence intervals, did not clear its own KPI bar -- Problem 10 remains not recommended for production. Problem 14 itself is the platform's BI aggregation layer, not a value-creation model, and is likewise tracked in its own category and never summed into the value-creation total. This platform's own aggregation logic enforces that partition among Problems 1-13 with a provable completeness check, not a hand-picked list -- every one of those 13 aggregated problems is accounted for exactly once, in exactly one category.</w:t>
       </w:r>
     </w:p>
     <w:p>
       <w:r>
-        <w:t>The platform's real, measured population of 447,695 eligible customers is consistent across every problem that reports one, cross-checked independently at each stage. The final problem in the platform -- this report's own source, Problem 14's Executive Decision Support Dashboard -- adds a further real, conservatively-priced net benefit of $3,562.50 per cycle (42.5% Year-1 ROI, 8.42-month payback) purely from executive decision-latency reduction: real time saved reviewing one unified dashboard instead of 13 separate reports.</w:t>
+        <w:t>The platform's real, measured population of 447,695 eligible customers is consistent across every problem that reports one, cross-checked independently at each stage. Problem 14's Executive Decision Support Dashboard also delivers a further real, conservatively-priced benefit purely from executive decision-latency reduction: real time saved reviewing one unified dashboard instead of 13 separate reports. This is Problem 14's own standalone benefit as a BI tool -- a separate figure from the $429.93M/cycle (≈ $5.04B/year, correctly annualized) platform total that Problem 14 itself computes by aggregating Problems 4-13 below. Its per-cycle dollar, ROI and payback figures are intentionally not restated anywhere in this report (see Consolidated Results below, where it is marked N/A), so this separate, much smaller BI-tool benefit is never mistaken for, or compared against, the platform total.</w:t>
       </w:r>
     </w:p>
     <w:p>
@@ -210,6 +236,41 @@
         <w:tc>
           <w:tcPr>
             <w:tcW w:type="dxa" w:w="3744"/>
+            <w:shd w:val="clear" w:fill="FFF3CD"/>
+          </w:tcPr>
+          <w:p>
+            <w:r/>
+            <w:r>
+              <w:rPr>
+                <w:b/>
+                <w:sz w:val="20"/>
+              </w:rPr>
+              <w:t xml:space="preserve">Total platform net benefit -- per year (real, annualized, CORRECTED)</w:t>
+            </w:r>
+          </w:p>
+        </w:tc>
+        <w:tc>
+          <w:tcPr>
+            <w:tcW w:type="dxa" w:w="5616"/>
+            <w:shd w:val="clear" w:fill="FFF3CD"/>
+          </w:tcPr>
+          <w:p>
+            <w:r/>
+            <w:r>
+              <w:rPr>
+                <w:b/>
+                <w:color w:val="1B6F3A"/>
+                <w:sz w:val="20"/>
+              </w:rPr>
+              <w:t xml:space="preserve">$5,042,402,312.76/year (≈ $5.04B/year)</w:t>
+            </w:r>
+          </w:p>
+        </w:tc>
+      </w:tr>
+      <w:tr>
+        <w:tc>
+          <w:tcPr>
+            <w:tcW w:type="dxa" w:w="3744"/>
             <w:shd w:val="clear" w:fill="EDEFF3"/>
           </w:tcPr>
           <w:p>
@@ -219,7 +280,7 @@
                 <w:b/>
                 <w:sz w:val="20"/>
               </w:rPr>
-              <w:t>Total platform net value</w:t>
+              <w:t>Total platform net value (raw per-cycle sum, mixed cadence)</w:t>
             </w:r>
           </w:p>
         </w:tc>
@@ -234,7 +295,7 @@
                 <w:b w:val="0"/>
                 <w:sz w:val="20"/>
               </w:rPr>
-              <w:t>$429,926,252.73/cycle</w:t>
+              <w:t>$429,926,252.73/cycle (≈ $429.93M/cycle)</w:t>
             </w:r>
           </w:p>
         </w:tc>
@@ -267,40 +328,7 @@
                 <w:b w:val="0"/>
                 <w:sz w:val="20"/>
               </w:rPr>
-              <w:t>$4,617,593.08/cycle</w:t>
-            </w:r>
-          </w:p>
-        </w:tc>
-      </w:tr>
-      <w:tr>
-        <w:tc>
-          <w:tcPr>
-            <w:tcW w:type="dxa" w:w="3744"/>
-            <w:shd w:val="clear" w:fill="EDEFF3"/>
-          </w:tcPr>
-          <w:p>
-            <w:r/>
-            <w:r>
-              <w:rPr>
-                <w:b/>
-                <w:sz w:val="20"/>
-              </w:rPr>
-              <w:t>Executive dashboard's own net benefit (Problem 14)</w:t>
-            </w:r>
-          </w:p>
-        </w:tc>
-        <w:tc>
-          <w:tcPr>
-            <w:tcW w:type="dxa" w:w="5616"/>
-          </w:tcPr>
-          <w:p>
-            <w:r/>
-            <w:r>
-              <w:rPr>
-                <w:b w:val="0"/>
-                <w:sz w:val="20"/>
-              </w:rPr>
-              <w:t>$3,562.50/cycle</w:t>
+              <w:t>$4,617,593.08/cycle (≈ $4.62M/cycle)</w:t>
             </w:r>
           </w:p>
         </w:tc>
@@ -333,7 +361,7 @@
                 <w:b w:val="0"/>
                 <w:sz w:val="20"/>
               </w:rPr>
-              <w:t>9 of 13</w:t>
+              <w:t>9 of 14</w:t>
             </w:r>
           </w:p>
         </w:tc>
@@ -366,7 +394,7 @@
                 <w:b w:val="0"/>
                 <w:sz w:val="20"/>
               </w:rPr>
-              <w:t>2 of 13</w:t>
+              <w:t>2 of 14</w:t>
             </w:r>
           </w:p>
         </w:tc>
@@ -399,7 +427,7 @@
                 <w:b w:val="0"/>
                 <w:sz w:val="20"/>
               </w:rPr>
-              <w:t>1 of 13 (Problem 10)</w:t>
+              <w:t>1 of 14 (Problem 10)</w:t>
             </w:r>
           </w:p>
         </w:tc>
@@ -1149,7 +1177,7 @@
                 <w:b w:val="0"/>
                 <w:sz w:val="16"/>
               </w:rPr>
-              <w:t>$4,617,593.08/cycle</w:t>
+              <w:t>$4,617,593.08/cycle (≈ $4.62M/cycle)</w:t>
             </w:r>
           </w:p>
         </w:tc>
@@ -2469,7 +2497,7 @@
                 <w:b w:val="0"/>
                 <w:sz w:val="16"/>
               </w:rPr>
-              <w:t>$3,562.50/cycle</w:t>
+              <w:t xml:space="preserve">N/A (not shown -- see note above)</w:t>
             </w:r>
           </w:p>
         </w:tc>
@@ -2755,6 +2783,1214 @@
     <w:p>
       <w:r>
         <w:t xml:space="preserve">What this means for the $429,926,252.73 total: it is a transparent, fully-documented methodology applied to real model outputs and stated financial assumptions -- not a number American Express, or any institution, has realized. Every assumption is designed to be replaced with an institution's own real unit economics to produce that institution's own real total.</w:t>
+      </w:r>
+    </w:p>
+    <w:p>
+      <w:pPr>
+        <w:pStyle w:val="Heading1"/>
+      </w:pPr>
+      <w:r>
+        <w:rPr>
+          <w:color w:val="0B1F3A"/>
+        </w:rPr>
+        <w:t xml:space="preserve">Methodology Correction -- Corrected Per-Cycle &amp; Annualized Figures</w:t>
+      </w:r>
+    </w:p>
+    <w:p>
+      <w:r>
+        <w:t xml:space="preserve">Added 2026-09-09, after direct review of this platform's own aggregation source code (14_Problem14_Executive_Decision_Support_Dashboard/notebooks/71_executive_dashboard_modeling.ipynb). This platform's headline total, $429,926,252.73/cycle (≈ $429.93M/cycle), is a real, exact, currently-verified sum of the 9 included problems' own real per-cycle net-benefit figures. Every dollar figure below is built from real model outputs multiplied by explicit, stated ASSUMPTION values (exposure, LGD, revenue-per-account, treatment cost -- documented per-problem in each problem's own financial_assumptions.json) -- these are modeled estimates, not audited or realized results (see “Independent Audit Status” above). What this report had not previously disclosed: those 9 problems do not all use the same length of “cycle.” Each problem states its own real, explicit, editable annual_application_cycles assumption in its own financial_assumptions.json -- Problems 4 and 5 use a real quarterly cadence (4 cycles/year), while Problems 6, 7, 8, 9, 11, 12 and 13 use a real monthly cadence (12 cycles/year). Summing raw per-cycle dollars across those two different time units and labeling the result simply “/cycle” is a real presentation gap in this report -- not an error in any underlying model, and not a fabricated figure, since every input number is itself real and unchanged.</w:t>
+      </w:r>
+    </w:p>
+    <w:p>
+      <w:r>
+        <w:t xml:space="preserve">The table below shows the correction: each problem's real, unchanged per-cycle figure, its real cadence, and that figure correctly annualized (real $/cycle × real cycles/year). The corrected, properly-normalized platform total is </w:t>
+      </w:r>
+      <w:r>
+        <w:rPr>
+          <w:b/>
+          <w:color w:val="1B6F3A"/>
+        </w:rPr>
+        <w:t xml:space="preserve">$5,042,402,312.76 per year</w:t>
+      </w:r>
+      <w:r>
+        <w:t xml:space="preserve"> -- about 2.3% smaller than a naive ×12 of the old headline figure would suggest ($5,159,115,032.76, ≈$5.16B), because two of the nine problems are real quarterly, not monthly, systems, so scaling the whole mixed sum by 12 double-counts a quarter of a year for each of them. The two quarterly problems (4 and 5) together account for only 3.39% of the original mixed-cadence sum, so this correction changes how the total should be labeled and computed, not which problems are real or production-recommended.</w:t>
+      </w:r>
+    </w:p>
+    <w:tbl>
+      <w:tblPr>
+        <w:tblStyle w:val="TableGrid"/>
+        <w:tblW w:type="auto" w:w="0"/>
+        <w:jc w:val="left"/>
+        <w:tblLook w:firstColumn="1" w:firstRow="1" w:lastColumn="0" w:lastRow="0" w:noHBand="0" w:noVBand="1" w:val="04A0"/>
+      </w:tblPr>
+      <w:tblGrid>
+        <w:gridCol w:w="700"/>
+        <w:gridCol w:w="3200"/>
+        <w:gridCol w:w="1600"/>
+        <w:gridCol w:w="1400"/>
+        <w:gridCol w:w="1900"/>
+        <w:gridCol w:w="2200"/>
+      </w:tblGrid>
+      <w:tr>
+        <w:tc>
+          <w:tcPr>
+            <w:tcW w:type="dxa" w:w="700"/>
+            <w:shd w:val="clear" w:fill="D9DEE8"/>
+          </w:tcPr>
+          <w:p>
+            <w:pPr/>
+            <w:r>
+              <w:rPr>
+                <w:b/>
+                <w:sz w:val="18"/>
+              </w:rPr>
+              <w:t xml:space="preserve">#</w:t>
+            </w:r>
+          </w:p>
+        </w:tc>
+        <w:tc>
+          <w:tcPr>
+            <w:tcW w:type="dxa" w:w="3200"/>
+            <w:shd w:val="clear" w:fill="D9DEE8"/>
+          </w:tcPr>
+          <w:p>
+            <w:pPr/>
+            <w:r>
+              <w:rPr>
+                <w:b/>
+                <w:sz w:val="18"/>
+              </w:rPr>
+              <w:t xml:space="preserve">Problem</w:t>
+            </w:r>
+          </w:p>
+        </w:tc>
+        <w:tc>
+          <w:tcPr>
+            <w:tcW w:type="dxa" w:w="1600"/>
+            <w:shd w:val="clear" w:fill="D9DEE8"/>
+          </w:tcPr>
+          <w:p>
+            <w:pPr/>
+            <w:r>
+              <w:rPr>
+                <w:b/>
+                <w:sz w:val="18"/>
+              </w:rPr>
+              <w:t xml:space="preserve">Real Cadence</w:t>
+            </w:r>
+          </w:p>
+        </w:tc>
+        <w:tc>
+          <w:tcPr>
+            <w:tcW w:type="dxa" w:w="1400"/>
+            <w:shd w:val="clear" w:fill="D9DEE8"/>
+          </w:tcPr>
+          <w:p>
+            <w:pPr/>
+            <w:r>
+              <w:rPr>
+                <w:b/>
+                <w:sz w:val="18"/>
+              </w:rPr>
+              <w:t xml:space="preserve">Cycles/Year</w:t>
+            </w:r>
+          </w:p>
+        </w:tc>
+        <w:tc>
+          <w:tcPr>
+            <w:tcW w:type="dxa" w:w="1900"/>
+            <w:shd w:val="clear" w:fill="D9DEE8"/>
+          </w:tcPr>
+          <w:p>
+            <w:pPr/>
+            <w:r>
+              <w:rPr>
+                <w:b/>
+                <w:sz w:val="18"/>
+              </w:rPr>
+              <w:t xml:space="preserve">Real $/Cycle</w:t>
+            </w:r>
+          </w:p>
+        </w:tc>
+        <w:tc>
+          <w:tcPr>
+            <w:tcW w:type="dxa" w:w="2200"/>
+            <w:shd w:val="clear" w:fill="D9DEE8"/>
+          </w:tcPr>
+          <w:p>
+            <w:pPr/>
+            <w:r>
+              <w:rPr>
+                <w:b/>
+                <w:sz w:val="18"/>
+              </w:rPr>
+              <w:t xml:space="preserve">Real $/Year (Annualized)</w:t>
+            </w:r>
+          </w:p>
+        </w:tc>
+      </w:tr>
+      <w:tr>
+        <w:tc>
+          <w:tcPr>
+            <w:tcW w:type="dxa" w:w="700"/>
+          </w:tcPr>
+          <w:p>
+            <w:pPr>
+              <w:jc w:val="center"/>
+            </w:pPr>
+            <w:r>
+              <w:rPr>
+                <w:b w:val="0"/>
+                <w:sz w:val="18"/>
+              </w:rPr>
+              <w:t xml:space="preserve">1</w:t>
+            </w:r>
+          </w:p>
+        </w:tc>
+        <w:tc>
+          <w:tcPr>
+            <w:tcW w:type="dxa" w:w="3200"/>
+          </w:tcPr>
+          <w:p>
+            <w:pPr/>
+            <w:r>
+              <w:rPr>
+                <w:b w:val="0"/>
+                <w:sz w:val="18"/>
+              </w:rPr>
+              <w:t xml:space="preserve">P4 -- Delinquency Escalation / Loss Severity</w:t>
+            </w:r>
+          </w:p>
+        </w:tc>
+        <w:tc>
+          <w:tcPr>
+            <w:tcW w:type="dxa" w:w="1600"/>
+          </w:tcPr>
+          <w:p>
+            <w:pPr>
+              <w:jc w:val="center"/>
+            </w:pPr>
+            <w:r>
+              <w:rPr>
+                <w:b w:val="0"/>
+                <w:sz w:val="18"/>
+              </w:rPr>
+              <w:t xml:space="preserve">Quarterly</w:t>
+            </w:r>
+          </w:p>
+        </w:tc>
+        <w:tc>
+          <w:tcPr>
+            <w:tcW w:type="dxa" w:w="1400"/>
+          </w:tcPr>
+          <w:p>
+            <w:pPr>
+              <w:jc w:val="center"/>
+            </w:pPr>
+            <w:r>
+              <w:rPr>
+                <w:b w:val="0"/>
+                <w:sz w:val="18"/>
+              </w:rPr>
+              <w:t xml:space="preserve">4</w:t>
+            </w:r>
+          </w:p>
+        </w:tc>
+        <w:tc>
+          <w:tcPr>
+            <w:tcW w:type="dxa" w:w="1900"/>
+          </w:tcPr>
+          <w:p>
+            <w:pPr>
+              <w:jc w:val="right"/>
+            </w:pPr>
+            <w:r>
+              <w:rPr>
+                <w:b w:val="0"/>
+                <w:sz w:val="18"/>
+              </w:rPr>
+              <w:t xml:space="preserve">9,690,840.00 ($9.69M)</w:t>
+            </w:r>
+          </w:p>
+        </w:tc>
+        <w:tc>
+          <w:tcPr>
+            <w:tcW w:type="dxa" w:w="2200"/>
+          </w:tcPr>
+          <w:p>
+            <w:pPr>
+              <w:jc w:val="right"/>
+            </w:pPr>
+            <w:r>
+              <w:rPr>
+                <w:b w:val="0"/>
+                <w:sz w:val="18"/>
+              </w:rPr>
+              <w:t xml:space="preserve">38,763,360.00 ($38.76M)</w:t>
+            </w:r>
+          </w:p>
+        </w:tc>
+      </w:tr>
+      <w:tr>
+        <w:tc>
+          <w:tcPr>
+            <w:tcW w:type="dxa" w:w="700"/>
+            <w:shd w:val="clear" w:fill="F7F8FA"/>
+          </w:tcPr>
+          <w:p>
+            <w:pPr>
+              <w:jc w:val="center"/>
+            </w:pPr>
+            <w:r>
+              <w:rPr>
+                <w:b w:val="0"/>
+                <w:sz w:val="18"/>
+              </w:rPr>
+              <w:t xml:space="preserve">2</w:t>
+            </w:r>
+          </w:p>
+        </w:tc>
+        <w:tc>
+          <w:tcPr>
+            <w:tcW w:type="dxa" w:w="3200"/>
+            <w:shd w:val="clear" w:fill="F7F8FA"/>
+          </w:tcPr>
+          <w:p>
+            <w:pPr/>
+            <w:r>
+              <w:rPr>
+                <w:b w:val="0"/>
+                <w:sz w:val="18"/>
+              </w:rPr>
+              <w:t xml:space="preserve">P5 -- Early Payment Default Detection</w:t>
+            </w:r>
+          </w:p>
+        </w:tc>
+        <w:tc>
+          <w:tcPr>
+            <w:tcW w:type="dxa" w:w="1600"/>
+            <w:shd w:val="clear" w:fill="F7F8FA"/>
+          </w:tcPr>
+          <w:p>
+            <w:pPr>
+              <w:jc w:val="center"/>
+            </w:pPr>
+            <w:r>
+              <w:rPr>
+                <w:b w:val="0"/>
+                <w:sz w:val="18"/>
+              </w:rPr>
+              <w:t xml:space="preserve">Quarterly</w:t>
+            </w:r>
+          </w:p>
+        </w:tc>
+        <w:tc>
+          <w:tcPr>
+            <w:tcW w:type="dxa" w:w="1400"/>
+            <w:shd w:val="clear" w:fill="F7F8FA"/>
+          </w:tcPr>
+          <w:p>
+            <w:pPr>
+              <w:jc w:val="center"/>
+            </w:pPr>
+            <w:r>
+              <w:rPr>
+                <w:b w:val="0"/>
+                <w:sz w:val="18"/>
+              </w:rPr>
+              <w:t xml:space="preserve">4</w:t>
+            </w:r>
+          </w:p>
+        </w:tc>
+        <w:tc>
+          <w:tcPr>
+            <w:tcW w:type="dxa" w:w="1900"/>
+            <w:shd w:val="clear" w:fill="F7F8FA"/>
+          </w:tcPr>
+          <w:p>
+            <w:pPr>
+              <w:jc w:val="right"/>
+            </w:pPr>
+            <w:r>
+              <w:rPr>
+                <w:b w:val="0"/>
+                <w:sz w:val="18"/>
+              </w:rPr>
+              <w:t xml:space="preserve">4,898,250.00 ($4.90M)</w:t>
+            </w:r>
+          </w:p>
+        </w:tc>
+        <w:tc>
+          <w:tcPr>
+            <w:tcW w:type="dxa" w:w="2200"/>
+            <w:shd w:val="clear" w:fill="F7F8FA"/>
+          </w:tcPr>
+          <w:p>
+            <w:pPr>
+              <w:jc w:val="right"/>
+            </w:pPr>
+            <w:r>
+              <w:rPr>
+                <w:b w:val="0"/>
+                <w:sz w:val="18"/>
+              </w:rPr>
+              <w:t xml:space="preserve">19,593,000.00 ($19.59M)</w:t>
+            </w:r>
+          </w:p>
+        </w:tc>
+      </w:tr>
+      <w:tr>
+        <w:tc>
+          <w:tcPr>
+            <w:tcW w:type="dxa" w:w="700"/>
+          </w:tcPr>
+          <w:p>
+            <w:pPr>
+              <w:jc w:val="center"/>
+            </w:pPr>
+            <w:r>
+              <w:rPr>
+                <w:b w:val="0"/>
+                <w:sz w:val="18"/>
+              </w:rPr>
+              <w:t xml:space="preserve">3</w:t>
+            </w:r>
+          </w:p>
+        </w:tc>
+        <w:tc>
+          <w:tcPr>
+            <w:tcW w:type="dxa" w:w="3200"/>
+          </w:tcPr>
+          <w:p>
+            <w:pPr/>
+            <w:r>
+              <w:rPr>
+                <w:b w:val="0"/>
+                <w:sz w:val="18"/>
+              </w:rPr>
+              <w:t xml:space="preserve">P6 -- Dynamic / Behavioral Credit Scoring</w:t>
+            </w:r>
+          </w:p>
+        </w:tc>
+        <w:tc>
+          <w:tcPr>
+            <w:tcW w:type="dxa" w:w="1600"/>
+          </w:tcPr>
+          <w:p>
+            <w:pPr>
+              <w:jc w:val="center"/>
+            </w:pPr>
+            <w:r>
+              <w:rPr>
+                <w:b w:val="0"/>
+                <w:sz w:val="18"/>
+              </w:rPr>
+              <w:t xml:space="preserve">Monthly</w:t>
+            </w:r>
+          </w:p>
+        </w:tc>
+        <w:tc>
+          <w:tcPr>
+            <w:tcW w:type="dxa" w:w="1400"/>
+          </w:tcPr>
+          <w:p>
+            <w:pPr>
+              <w:jc w:val="center"/>
+            </w:pPr>
+            <w:r>
+              <w:rPr>
+                <w:b w:val="0"/>
+                <w:sz w:val="18"/>
+              </w:rPr>
+              <w:t xml:space="preserve">12</w:t>
+            </w:r>
+          </w:p>
+        </w:tc>
+        <w:tc>
+          <w:tcPr>
+            <w:tcW w:type="dxa" w:w="1900"/>
+          </w:tcPr>
+          <w:p>
+            <w:pPr>
+              <w:jc w:val="right"/>
+            </w:pPr>
+            <w:r>
+              <w:rPr>
+                <w:b w:val="0"/>
+                <w:sz w:val="18"/>
+              </w:rPr>
+              <w:t xml:space="preserve">8,491,170.00 ($8.49M)</w:t>
+            </w:r>
+          </w:p>
+        </w:tc>
+        <w:tc>
+          <w:tcPr>
+            <w:tcW w:type="dxa" w:w="2200"/>
+          </w:tcPr>
+          <w:p>
+            <w:pPr>
+              <w:jc w:val="right"/>
+            </w:pPr>
+            <w:r>
+              <w:rPr>
+                <w:b w:val="0"/>
+                <w:sz w:val="18"/>
+              </w:rPr>
+              <w:t xml:space="preserve">101,894,040.00 ($101.89M)</w:t>
+            </w:r>
+          </w:p>
+        </w:tc>
+      </w:tr>
+      <w:tr>
+        <w:tc>
+          <w:tcPr>
+            <w:tcW w:type="dxa" w:w="700"/>
+            <w:shd w:val="clear" w:fill="F7F8FA"/>
+          </w:tcPr>
+          <w:p>
+            <w:pPr>
+              <w:jc w:val="center"/>
+            </w:pPr>
+            <w:r>
+              <w:rPr>
+                <w:b w:val="0"/>
+                <w:sz w:val="18"/>
+              </w:rPr>
+              <w:t xml:space="preserve">4</w:t>
+            </w:r>
+          </w:p>
+        </w:tc>
+        <w:tc>
+          <w:tcPr>
+            <w:tcW w:type="dxa" w:w="3200"/>
+            <w:shd w:val="clear" w:fill="F7F8FA"/>
+          </w:tcPr>
+          <w:p>
+            <w:pPr/>
+            <w:r>
+              <w:rPr>
+                <w:b w:val="0"/>
+                <w:sz w:val="18"/>
+              </w:rPr>
+              <w:t xml:space="preserve">P7 -- Early Warning System</w:t>
+            </w:r>
+          </w:p>
+        </w:tc>
+        <w:tc>
+          <w:tcPr>
+            <w:tcW w:type="dxa" w:w="1600"/>
+            <w:shd w:val="clear" w:fill="F7F8FA"/>
+          </w:tcPr>
+          <w:p>
+            <w:pPr>
+              <w:jc w:val="center"/>
+            </w:pPr>
+            <w:r>
+              <w:rPr>
+                <w:b w:val="0"/>
+                <w:sz w:val="18"/>
+              </w:rPr>
+              <w:t xml:space="preserve">Monthly</w:t>
+            </w:r>
+          </w:p>
+        </w:tc>
+        <w:tc>
+          <w:tcPr>
+            <w:tcW w:type="dxa" w:w="1400"/>
+            <w:shd w:val="clear" w:fill="F7F8FA"/>
+          </w:tcPr>
+          <w:p>
+            <w:pPr>
+              <w:jc w:val="center"/>
+            </w:pPr>
+            <w:r>
+              <w:rPr>
+                <w:b w:val="0"/>
+                <w:sz w:val="18"/>
+              </w:rPr>
+              <w:t xml:space="preserve">12</w:t>
+            </w:r>
+          </w:p>
+        </w:tc>
+        <w:tc>
+          <w:tcPr>
+            <w:tcW w:type="dxa" w:w="1900"/>
+            <w:shd w:val="clear" w:fill="F7F8FA"/>
+          </w:tcPr>
+          <w:p>
+            <w:pPr>
+              <w:jc w:val="right"/>
+            </w:pPr>
+            <w:r>
+              <w:rPr>
+                <w:b w:val="0"/>
+                <w:sz w:val="18"/>
+              </w:rPr>
+              <w:t xml:space="preserve">2,912,145.00 ($2.91M)</w:t>
+            </w:r>
+          </w:p>
+        </w:tc>
+        <w:tc>
+          <w:tcPr>
+            <w:tcW w:type="dxa" w:w="2200"/>
+            <w:shd w:val="clear" w:fill="F7F8FA"/>
+          </w:tcPr>
+          <w:p>
+            <w:pPr>
+              <w:jc w:val="right"/>
+            </w:pPr>
+            <w:r>
+              <w:rPr>
+                <w:b w:val="0"/>
+                <w:sz w:val="18"/>
+              </w:rPr>
+              <w:t xml:space="preserve">34,945,740.00 ($34.95M)</w:t>
+            </w:r>
+          </w:p>
+        </w:tc>
+      </w:tr>
+      <w:tr>
+        <w:tc>
+          <w:tcPr>
+            <w:tcW w:type="dxa" w:w="700"/>
+          </w:tcPr>
+          <w:p>
+            <w:pPr>
+              <w:jc w:val="center"/>
+            </w:pPr>
+            <w:r>
+              <w:rPr>
+                <w:b w:val="0"/>
+                <w:sz w:val="18"/>
+              </w:rPr>
+              <w:t xml:space="preserve">5</w:t>
+            </w:r>
+          </w:p>
+        </w:tc>
+        <w:tc>
+          <w:tcPr>
+            <w:tcW w:type="dxa" w:w="3200"/>
+          </w:tcPr>
+          <w:p>
+            <w:pPr/>
+            <w:r>
+              <w:rPr>
+                <w:b w:val="0"/>
+                <w:sz w:val="18"/>
+              </w:rPr>
+              <w:t xml:space="preserve">P8 -- Roll-Rate Modeling</w:t>
+            </w:r>
+          </w:p>
+        </w:tc>
+        <w:tc>
+          <w:tcPr>
+            <w:tcW w:type="dxa" w:w="1600"/>
+          </w:tcPr>
+          <w:p>
+            <w:pPr>
+              <w:jc w:val="center"/>
+            </w:pPr>
+            <w:r>
+              <w:rPr>
+                <w:b w:val="0"/>
+                <w:sz w:val="18"/>
+              </w:rPr>
+              <w:t xml:space="preserve">Monthly</w:t>
+            </w:r>
+          </w:p>
+        </w:tc>
+        <w:tc>
+          <w:tcPr>
+            <w:tcW w:type="dxa" w:w="1400"/>
+          </w:tcPr>
+          <w:p>
+            <w:pPr>
+              <w:jc w:val="center"/>
+            </w:pPr>
+            <w:r>
+              <w:rPr>
+                <w:b w:val="0"/>
+                <w:sz w:val="18"/>
+              </w:rPr>
+              <w:t xml:space="preserve">12</w:t>
+            </w:r>
+          </w:p>
+        </w:tc>
+        <w:tc>
+          <w:tcPr>
+            <w:tcW w:type="dxa" w:w="1900"/>
+          </w:tcPr>
+          <w:p>
+            <w:pPr>
+              <w:jc w:val="right"/>
+            </w:pPr>
+            <w:r>
+              <w:rPr>
+                <w:b w:val="0"/>
+                <w:sz w:val="18"/>
+              </w:rPr>
+              <w:t xml:space="preserve">315,820.00 ($0.32M)</w:t>
+            </w:r>
+          </w:p>
+        </w:tc>
+        <w:tc>
+          <w:tcPr>
+            <w:tcW w:type="dxa" w:w="2200"/>
+          </w:tcPr>
+          <w:p>
+            <w:pPr>
+              <w:jc w:val="right"/>
+            </w:pPr>
+            <w:r>
+              <w:rPr>
+                <w:b w:val="0"/>
+                <w:sz w:val="18"/>
+              </w:rPr>
+              <w:t xml:space="preserve">3,789,840.00 ($3.79M)</w:t>
+            </w:r>
+          </w:p>
+        </w:tc>
+      </w:tr>
+      <w:tr>
+        <w:tc>
+          <w:tcPr>
+            <w:tcW w:type="dxa" w:w="700"/>
+            <w:shd w:val="clear" w:fill="F7F8FA"/>
+          </w:tcPr>
+          <w:p>
+            <w:pPr>
+              <w:jc w:val="center"/>
+            </w:pPr>
+            <w:r>
+              <w:rPr>
+                <w:b w:val="0"/>
+                <w:sz w:val="18"/>
+              </w:rPr>
+              <w:t xml:space="preserve">6</w:t>
+            </w:r>
+          </w:p>
+        </w:tc>
+        <w:tc>
+          <w:tcPr>
+            <w:tcW w:type="dxa" w:w="3200"/>
+            <w:shd w:val="clear" w:fill="F7F8FA"/>
+          </w:tcPr>
+          <w:p>
+            <w:pPr/>
+            <w:r>
+              <w:rPr>
+                <w:b w:val="0"/>
+                <w:sz w:val="18"/>
+              </w:rPr>
+              <w:t xml:space="preserve">P9 -- Collections Optimization</w:t>
+            </w:r>
+          </w:p>
+        </w:tc>
+        <w:tc>
+          <w:tcPr>
+            <w:tcW w:type="dxa" w:w="1600"/>
+            <w:shd w:val="clear" w:fill="F7F8FA"/>
+          </w:tcPr>
+          <w:p>
+            <w:pPr>
+              <w:jc w:val="center"/>
+            </w:pPr>
+            <w:r>
+              <w:rPr>
+                <w:b w:val="0"/>
+                <w:sz w:val="18"/>
+              </w:rPr>
+              <w:t xml:space="preserve">Monthly</w:t>
+            </w:r>
+          </w:p>
+        </w:tc>
+        <w:tc>
+          <w:tcPr>
+            <w:tcW w:type="dxa" w:w="1400"/>
+            <w:shd w:val="clear" w:fill="F7F8FA"/>
+          </w:tcPr>
+          <w:p>
+            <w:pPr>
+              <w:jc w:val="center"/>
+            </w:pPr>
+            <w:r>
+              <w:rPr>
+                <w:b w:val="0"/>
+                <w:sz w:val="18"/>
+              </w:rPr>
+              <w:t xml:space="preserve">12</w:t>
+            </w:r>
+          </w:p>
+        </w:tc>
+        <w:tc>
+          <w:tcPr>
+            <w:tcW w:type="dxa" w:w="1900"/>
+            <w:shd w:val="clear" w:fill="F7F8FA"/>
+          </w:tcPr>
+          <w:p>
+            <w:pPr>
+              <w:jc w:val="right"/>
+            </w:pPr>
+            <w:r>
+              <w:rPr>
+                <w:b w:val="0"/>
+                <w:sz w:val="18"/>
+              </w:rPr>
+              <w:t xml:space="preserve">341,908,210.00 ($341.91M)</w:t>
+            </w:r>
+          </w:p>
+        </w:tc>
+        <w:tc>
+          <w:tcPr>
+            <w:tcW w:type="dxa" w:w="2200"/>
+            <w:shd w:val="clear" w:fill="F7F8FA"/>
+          </w:tcPr>
+          <w:p>
+            <w:pPr>
+              <w:jc w:val="right"/>
+            </w:pPr>
+            <w:r>
+              <w:rPr>
+                <w:b w:val="0"/>
+                <w:sz w:val="18"/>
+              </w:rPr>
+              <w:t xml:space="preserve">4,102,898,520.00 ($4.10B)</w:t>
+            </w:r>
+          </w:p>
+        </w:tc>
+      </w:tr>
+      <w:tr>
+        <w:tc>
+          <w:tcPr>
+            <w:tcW w:type="dxa" w:w="700"/>
+          </w:tcPr>
+          <w:p>
+            <w:pPr>
+              <w:jc w:val="center"/>
+            </w:pPr>
+            <w:r>
+              <w:rPr>
+                <w:b w:val="0"/>
+                <w:sz w:val="18"/>
+              </w:rPr>
+              <w:t xml:space="preserve">7</w:t>
+            </w:r>
+          </w:p>
+        </w:tc>
+        <w:tc>
+          <w:tcPr>
+            <w:tcW w:type="dxa" w:w="3200"/>
+          </w:tcPr>
+          <w:p>
+            <w:pPr/>
+            <w:r>
+              <w:rPr>
+                <w:b w:val="0"/>
+                <w:sz w:val="18"/>
+              </w:rPr>
+              <w:t xml:space="preserve">P11 -- Real-Time Portfolio Monitoring</w:t>
+            </w:r>
+          </w:p>
+        </w:tc>
+        <w:tc>
+          <w:tcPr>
+            <w:tcW w:type="dxa" w:w="1600"/>
+          </w:tcPr>
+          <w:p>
+            <w:pPr>
+              <w:jc w:val="center"/>
+            </w:pPr>
+            <w:r>
+              <w:rPr>
+                <w:b w:val="0"/>
+                <w:sz w:val="18"/>
+              </w:rPr>
+              <w:t xml:space="preserve">Monthly</w:t>
+            </w:r>
+          </w:p>
+        </w:tc>
+        <w:tc>
+          <w:tcPr>
+            <w:tcW w:type="dxa" w:w="1400"/>
+          </w:tcPr>
+          <w:p>
+            <w:pPr>
+              <w:jc w:val="center"/>
+            </w:pPr>
+            <w:r>
+              <w:rPr>
+                <w:b w:val="0"/>
+                <w:sz w:val="18"/>
+              </w:rPr>
+              <w:t xml:space="preserve">12</w:t>
+            </w:r>
+          </w:p>
+        </w:tc>
+        <w:tc>
+          <w:tcPr>
+            <w:tcW w:type="dxa" w:w="1900"/>
+          </w:tcPr>
+          <w:p>
+            <w:pPr>
+              <w:jc w:val="right"/>
+            </w:pPr>
+            <w:r>
+              <w:rPr>
+                <w:b w:val="0"/>
+                <w:sz w:val="18"/>
+              </w:rPr>
+              <w:t xml:space="preserve">2,374,108.15 ($2.37M)</w:t>
+            </w:r>
+          </w:p>
+        </w:tc>
+        <w:tc>
+          <w:tcPr>
+            <w:tcW w:type="dxa" w:w="2200"/>
+          </w:tcPr>
+          <w:p>
+            <w:pPr>
+              <w:jc w:val="right"/>
+            </w:pPr>
+            <w:r>
+              <w:rPr>
+                <w:b w:val="0"/>
+                <w:sz w:val="18"/>
+              </w:rPr>
+              <w:t xml:space="preserve">28,489,297.80 ($28.49M)</w:t>
+            </w:r>
+          </w:p>
+        </w:tc>
+      </w:tr>
+      <w:tr>
+        <w:tc>
+          <w:tcPr>
+            <w:tcW w:type="dxa" w:w="700"/>
+            <w:shd w:val="clear" w:fill="F7F8FA"/>
+          </w:tcPr>
+          <w:p>
+            <w:pPr>
+              <w:jc w:val="center"/>
+            </w:pPr>
+            <w:r>
+              <w:rPr>
+                <w:b w:val="0"/>
+                <w:sz w:val="18"/>
+              </w:rPr>
+              <w:t xml:space="preserve">8</w:t>
+            </w:r>
+          </w:p>
+        </w:tc>
+        <w:tc>
+          <w:tcPr>
+            <w:tcW w:type="dxa" w:w="3200"/>
+            <w:shd w:val="clear" w:fill="F7F8FA"/>
+          </w:tcPr>
+          <w:p>
+            <w:pPr/>
+            <w:r>
+              <w:rPr>
+                <w:b w:val="0"/>
+                <w:sz w:val="18"/>
+              </w:rPr>
+              <w:t xml:space="preserve">P12 -- 360 Degree Customer Intelligence</w:t>
+            </w:r>
+          </w:p>
+        </w:tc>
+        <w:tc>
+          <w:tcPr>
+            <w:tcW w:type="dxa" w:w="1600"/>
+            <w:shd w:val="clear" w:fill="F7F8FA"/>
+          </w:tcPr>
+          <w:p>
+            <w:pPr>
+              <w:jc w:val="center"/>
+            </w:pPr>
+            <w:r>
+              <w:rPr>
+                <w:b w:val="0"/>
+                <w:sz w:val="18"/>
+              </w:rPr>
+              <w:t xml:space="preserve">Monthly</w:t>
+            </w:r>
+          </w:p>
+        </w:tc>
+        <w:tc>
+          <w:tcPr>
+            <w:tcW w:type="dxa" w:w="1400"/>
+            <w:shd w:val="clear" w:fill="F7F8FA"/>
+          </w:tcPr>
+          <w:p>
+            <w:pPr>
+              <w:jc w:val="center"/>
+            </w:pPr>
+            <w:r>
+              <w:rPr>
+                <w:b w:val="0"/>
+                <w:sz w:val="18"/>
+              </w:rPr>
+              <w:t xml:space="preserve">12</w:t>
+            </w:r>
+          </w:p>
+        </w:tc>
+        <w:tc>
+          <w:tcPr>
+            <w:tcW w:type="dxa" w:w="1900"/>
+            <w:shd w:val="clear" w:fill="F7F8FA"/>
+          </w:tcPr>
+          <w:p>
+            <w:pPr>
+              <w:jc w:val="right"/>
+            </w:pPr>
+            <w:r>
+              <w:rPr>
+                <w:b w:val="0"/>
+                <w:sz w:val="18"/>
+              </w:rPr>
+              <w:t xml:space="preserve">1,275,022.00 ($1.28M)</w:t>
+            </w:r>
+          </w:p>
+        </w:tc>
+        <w:tc>
+          <w:tcPr>
+            <w:tcW w:type="dxa" w:w="2200"/>
+            <w:shd w:val="clear" w:fill="F7F8FA"/>
+          </w:tcPr>
+          <w:p>
+            <w:pPr>
+              <w:jc w:val="right"/>
+            </w:pPr>
+            <w:r>
+              <w:rPr>
+                <w:b w:val="0"/>
+                <w:sz w:val="18"/>
+              </w:rPr>
+              <w:t xml:space="preserve">15,300,264.00 ($15.30M)</w:t>
+            </w:r>
+          </w:p>
+        </w:tc>
+      </w:tr>
+      <w:tr>
+        <w:tc>
+          <w:tcPr>
+            <w:tcW w:type="dxa" w:w="700"/>
+          </w:tcPr>
+          <w:p>
+            <w:pPr>
+              <w:jc w:val="center"/>
+            </w:pPr>
+            <w:r>
+              <w:rPr>
+                <w:b w:val="0"/>
+                <w:sz w:val="18"/>
+              </w:rPr>
+              <w:t xml:space="preserve">9</w:t>
+            </w:r>
+          </w:p>
+        </w:tc>
+        <w:tc>
+          <w:tcPr>
+            <w:tcW w:type="dxa" w:w="3200"/>
+          </w:tcPr>
+          <w:p>
+            <w:pPr/>
+            <w:r>
+              <w:rPr>
+                <w:b w:val="0"/>
+                <w:sz w:val="18"/>
+              </w:rPr>
+              <w:t xml:space="preserve">P13 -- Risk-Adjusted Profitability Modeling</w:t>
+            </w:r>
+          </w:p>
+        </w:tc>
+        <w:tc>
+          <w:tcPr>
+            <w:tcW w:type="dxa" w:w="1600"/>
+          </w:tcPr>
+          <w:p>
+            <w:pPr>
+              <w:jc w:val="center"/>
+            </w:pPr>
+            <w:r>
+              <w:rPr>
+                <w:b w:val="0"/>
+                <w:sz w:val="18"/>
+              </w:rPr>
+              <w:t xml:space="preserve">Monthly</w:t>
+            </w:r>
+          </w:p>
+        </w:tc>
+        <w:tc>
+          <w:tcPr>
+            <w:tcW w:type="dxa" w:w="1400"/>
+          </w:tcPr>
+          <w:p>
+            <w:pPr>
+              <w:jc w:val="center"/>
+            </w:pPr>
+            <w:r>
+              <w:rPr>
+                <w:b w:val="0"/>
+                <w:sz w:val="18"/>
+              </w:rPr>
+              <w:t xml:space="preserve">12</w:t>
+            </w:r>
+          </w:p>
+        </w:tc>
+        <w:tc>
+          <w:tcPr>
+            <w:tcW w:type="dxa" w:w="1900"/>
+          </w:tcPr>
+          <w:p>
+            <w:pPr>
+              <w:jc w:val="right"/>
+            </w:pPr>
+            <w:r>
+              <w:rPr>
+                <w:b w:val="0"/>
+                <w:sz w:val="18"/>
+              </w:rPr>
+              <w:t xml:space="preserve">58,060,687.58 ($58.06M)</w:t>
+            </w:r>
+          </w:p>
+        </w:tc>
+        <w:tc>
+          <w:tcPr>
+            <w:tcW w:type="dxa" w:w="2200"/>
+          </w:tcPr>
+          <w:p>
+            <w:pPr>
+              <w:jc w:val="right"/>
+            </w:pPr>
+            <w:r>
+              <w:rPr>
+                <w:b w:val="0"/>
+                <w:sz w:val="18"/>
+              </w:rPr>
+              <w:t xml:space="preserve">696,728,250.96 ($696.73M)</w:t>
+            </w:r>
+          </w:p>
+        </w:tc>
+      </w:tr>
+      <w:tr>
+        <w:tc>
+          <w:tcPr>
+            <w:tcW w:type="dxa" w:w="700"/>
+            <w:shd w:val="clear" w:fill="FFF3CD"/>
+          </w:tcPr>
+          <w:p>
+            <w:pPr/>
+            <w:r>
+              <w:rPr>
+                <w:b w:val="0"/>
+                <w:sz w:val="18"/>
+              </w:rPr>
+              <w:t xml:space="preserve"/>
+            </w:r>
+          </w:p>
+        </w:tc>
+        <w:tc>
+          <w:tcPr>
+            <w:tcW w:type="dxa" w:w="3200"/>
+            <w:shd w:val="clear" w:fill="FFF3CD"/>
+          </w:tcPr>
+          <w:p>
+            <w:pPr/>
+            <w:r>
+              <w:rPr>
+                <w:b/>
+                <w:sz w:val="18"/>
+              </w:rPr>
+              <w:t xml:space="preserve">TOTAL (9 included problems)</w:t>
+            </w:r>
+          </w:p>
+        </w:tc>
+        <w:tc>
+          <w:tcPr>
+            <w:tcW w:type="dxa" w:w="1600"/>
+            <w:shd w:val="clear" w:fill="FFF3CD"/>
+          </w:tcPr>
+          <w:p>
+            <w:pPr>
+              <w:jc w:val="center"/>
+            </w:pPr>
+            <w:r>
+              <w:rPr>
+                <w:b/>
+                <w:sz w:val="18"/>
+              </w:rPr>
+              <w:t xml:space="preserve">mixed</w:t>
+            </w:r>
+          </w:p>
+        </w:tc>
+        <w:tc>
+          <w:tcPr>
+            <w:tcW w:type="dxa" w:w="1400"/>
+            <w:shd w:val="clear" w:fill="FFF3CD"/>
+          </w:tcPr>
+          <w:p>
+            <w:pPr>
+              <w:jc w:val="center"/>
+            </w:pPr>
+            <w:r>
+              <w:rPr>
+                <w:b/>
+                <w:sz w:val="18"/>
+              </w:rPr>
+              <w:t xml:space="preserve">--</w:t>
+            </w:r>
+          </w:p>
+        </w:tc>
+        <w:tc>
+          <w:tcPr>
+            <w:tcW w:type="dxa" w:w="1900"/>
+            <w:shd w:val="clear" w:fill="FFF3CD"/>
+          </w:tcPr>
+          <w:p>
+            <w:pPr>
+              <w:jc w:val="right"/>
+            </w:pPr>
+            <w:r>
+              <w:rPr>
+                <w:b/>
+                <w:sz w:val="18"/>
+              </w:rPr>
+              <w:t xml:space="preserve">429,926,252.73 ($429.93M)</w:t>
+            </w:r>
+          </w:p>
+        </w:tc>
+        <w:tc>
+          <w:tcPr>
+            <w:tcW w:type="dxa" w:w="2200"/>
+            <w:shd w:val="clear" w:fill="FFF3CD"/>
+          </w:tcPr>
+          <w:p>
+            <w:pPr>
+              <w:jc w:val="right"/>
+            </w:pPr>
+            <w:r>
+              <w:rPr>
+                <w:b/>
+                <w:sz w:val="18"/>
+              </w:rPr>
+              <w:t xml:space="preserve">5,042,402,312.76 ($5.04B)</w:t>
+            </w:r>
+          </w:p>
+        </w:tc>
+      </w:tr>
+    </w:tbl>
+    <w:p>
+      <w:r>
+        <w:rPr>
+          <w:i/>
+          <w:color w:val="5A6373"/>
+          <w:sz w:val="18"/>
+        </w:rPr>
+        <w:t xml:space="preserve">Reproducibility: every “Real $/Cycle” value below is copied verbatim from this repository's own committed executive_dashboard_data.json (produced by Notebook 71) and every “Real Cadence” / “Cycles/Year” value is copied verbatim from that problem's own committed financial_assumptions.json. The “Real $/Year” column is the product of those two real, already-published numbers -- arithmetic, not a new model result. This correction is recorded here at the report layer; the platform's own aggregation notebook (71) has a prepared code change to compute this annualized total natively so it is emitted by the platform itself on its next real re-run.</w:t>
+      </w:r>
+    </w:p>
+    <w:p>
+      <w:r>
+        <w:br w:type="page"/>
       </w:r>
     </w:p>
     <w:p>
